--- a/education/k8s-k3s-redpanda/docx/chapter05_consumer_groups.docx
+++ b/education/k8s-k3s-redpanda/docx/chapter05_consumer_groups.docx
@@ -8585,6 +8585,7 @@
     <w:bookmarkEnd w:id="38"/>
     <w:bookmarkEnd w:id="39"/>
     <w:sectPr>
+      <w:footerReference r:id="rIdEduFooter" w:type="default"/>
       <w:pgSz w:h="15840" w:w="12240"/>
       <w:pgMar w:bottom="1440" w:footer="720" w:gutter="0" w:header="720" w:left="1080" w:right="1080" w:top="1440"/>
       <w:footnotePr>
@@ -8597,6 +8598,71 @@
 
 <file path=word/comments.xml><?xml version="1.0" encoding="utf-8"?>
 <w:comments xmlns:w="http://schemas.openxmlformats.org/wordprocessingml/2006/main" xmlns:m="http://schemas.openxmlformats.org/officeDocument/2006/math" xmlns:r="http://schemas.openxmlformats.org/officeDocument/2006/relationships" xmlns:o="urn:schemas-microsoft-com:office:office" xmlns:v="urn:schemas-microsoft-com:vml" xmlns:w10="urn:schemas-microsoft-com:office:word" xmlns:a="http://schemas.openxmlformats.org/drawingml/2006/main" xmlns:pic="http://schemas.openxmlformats.org/drawingml/2006/picture" xmlns:wp="http://schemas.openxmlformats.org/drawingml/2006/wordprocessingDrawing"/>
+</file>
+
+<file path=word/footer99.xml><?xml version="1.0" encoding="utf-8"?>
+<w:ftr xmlns:w="http://schemas.openxmlformats.org/wordprocessingml/2006/main" xmlns:r="http://schemas.openxmlformats.org/officeDocument/2006/relationships">
+  <w:p>
+    <w:pPr>
+      <w:jc w:val="center"/>
+      <w:spacing w:before="0" w:after="0"/>
+      <w:rPr>
+        <w:rFonts w:ascii="Calibri" w:hAnsi="Calibri"/>
+        <w:sz w:val="18"/>
+        <w:szCs w:val="18"/>
+        <w:color w:val="595959"/>
+      </w:rPr>
+    </w:pPr>
+    <w:r>
+      <w:rPr>
+        <w:rFonts w:ascii="Calibri" w:hAnsi="Calibri"/>
+        <w:sz w:val="18"/>
+        <w:szCs w:val="18"/>
+        <w:color w:val="595959"/>
+      </w:rPr>
+      <w:t xml:space="preserve">Chapter 5  ·  Page </w:t>
+    </w:r>
+    <w:r>
+      <w:fldChar w:fldCharType="begin"/>
+    </w:r>
+    <w:r>
+      <w:instrText xml:space="preserve"> PAGE </w:instrText>
+    </w:r>
+    <w:r>
+      <w:fldChar w:fldCharType="separate"/>
+    </w:r>
+    <w:r>
+      <w:t>1</w:t>
+    </w:r>
+    <w:r>
+      <w:fldChar w:fldCharType="end"/>
+    </w:r>
+    <w:r>
+      <w:rPr>
+        <w:rFonts w:ascii="Calibri" w:hAnsi="Calibri"/>
+        <w:sz w:val="18"/>
+        <w:szCs w:val="18"/>
+        <w:color w:val="595959"/>
+      </w:rPr>
+      <w:t xml:space="preserve"> of </w:t>
+    </w:r>
+    <w:r>
+      <w:fldChar w:fldCharType="begin"/>
+    </w:r>
+    <w:r>
+      <w:instrText xml:space="preserve"> NUMPAGES </w:instrText>
+    </w:r>
+    <w:r>
+      <w:fldChar w:fldCharType="separate"/>
+    </w:r>
+    <w:r>
+      <w:t>1</w:t>
+    </w:r>
+    <w:r>
+      <w:fldChar w:fldCharType="end"/>
+    </w:r>
+  </w:p>
+</w:ftr>
 </file>
 
 <file path=word/footnotes.xml><?xml version="1.0" encoding="utf-8"?>

--- a/education/k8s-k3s-redpanda/docx/chapter05_consumer_groups.docx
+++ b/education/k8s-k3s-redpanda/docx/chapter05_consumer_groups.docx
@@ -8614,43 +8614,10 @@
       </w:rPr>
     </w:pPr>
     <w:r>
-      <w:rPr>
-        <w:rFonts w:ascii="Calibri" w:hAnsi="Calibri"/>
-        <w:sz w:val="18"/>
-        <w:szCs w:val="18"/>
-        <w:color w:val="595959"/>
-      </w:rPr>
-      <w:t xml:space="preserve">Chapter 5  ·  Page </w:t>
-    </w:r>
-    <w:r>
       <w:fldChar w:fldCharType="begin"/>
     </w:r>
     <w:r>
       <w:instrText xml:space="preserve"> PAGE </w:instrText>
-    </w:r>
-    <w:r>
-      <w:fldChar w:fldCharType="separate"/>
-    </w:r>
-    <w:r>
-      <w:t>1</w:t>
-    </w:r>
-    <w:r>
-      <w:fldChar w:fldCharType="end"/>
-    </w:r>
-    <w:r>
-      <w:rPr>
-        <w:rFonts w:ascii="Calibri" w:hAnsi="Calibri"/>
-        <w:sz w:val="18"/>
-        <w:szCs w:val="18"/>
-        <w:color w:val="595959"/>
-      </w:rPr>
-      <w:t xml:space="preserve"> of </w:t>
-    </w:r>
-    <w:r>
-      <w:fldChar w:fldCharType="begin"/>
-    </w:r>
-    <w:r>
-      <w:instrText xml:space="preserve"> NUMPAGES </w:instrText>
     </w:r>
     <w:r>
       <w:fldChar w:fldCharType="separate"/>

--- a/education/k8s-k3s-redpanda/docx/chapter05_consumer_groups.docx
+++ b/education/k8s-k3s-redpanda/docx/chapter05_consumer_groups.docx
@@ -2,13 +2,13 @@
 <file path=word/document.xml><?xml version="1.0" encoding="utf-8"?>
 <w:document xmlns:w="http://schemas.openxmlformats.org/wordprocessingml/2006/main" xmlns:m="http://schemas.openxmlformats.org/officeDocument/2006/math" xmlns:r="http://schemas.openxmlformats.org/officeDocument/2006/relationships" xmlns:o="urn:schemas-microsoft-com:office:office" xmlns:v="urn:schemas-microsoft-com:vml" xmlns:w10="urn:schemas-microsoft-com:office:word" xmlns:a="http://schemas.openxmlformats.org/drawingml/2006/main" xmlns:pic="http://schemas.openxmlformats.org/drawingml/2006/picture" xmlns:wp="http://schemas.openxmlformats.org/drawingml/2006/wordprocessingDrawing">
   <w:body>
-    <w:bookmarkStart w:id="39" w:name="X4048246de2806d3f97949728a209470d0f5a38a"/>
+    <w:bookmarkStart w:id="40" w:name="X7ce162d0e3ec6229e221bf4d2642e2eccf1ab2c"/>
     <w:p>
       <w:pPr>
         <w:pStyle w:val="Heading1"/>
       </w:pPr>
       <w:r>
-        <w:t xml:space="preserve">Chapter 5 — Consumer Groups, Rebalancing and Delivery Semantics</w:t>
+        <w:t xml:space="preserve">Kubernetes + Redpanda · Chapter 5 — Consumer Groups, Rebalancing and Delivery Semantics</w:t>
       </w:r>
     </w:p>
     <w:p>
@@ -6124,7 +6124,7 @@
     </w:p>
     <w:bookmarkEnd w:id="31"/>
     <w:bookmarkEnd w:id="32"/>
-    <w:bookmarkStart w:id="33" w:name="X9705fa6e8bd6cf9eaad4ba9c8aa462cfa833d9d"/>
+    <w:bookmarkStart w:id="34" w:name="X9705fa6e8bd6cf9eaad4ba9c8aa462cfa833d9d"/>
     <w:p>
       <w:pPr>
         <w:pStyle w:val="Heading2"/>
@@ -6576,6 +6576,426 @@
         <w:t xml:space="preserve">duplicates are harmless while losses are not.</w:t>
       </w:r>
     </w:p>
+    <w:bookmarkStart w:id="33" w:name="Xb384ccb98c3ca391dc45039716d12ef97b959b3"/>
+    <w:p>
+      <w:pPr>
+        <w:pStyle w:val="Heading3"/>
+      </w:pPr>
+      <w:r>
+        <w:t xml:space="preserve">⭐ Lab vs PROD — the one row that silently loses orders</w:t>
+      </w:r>
+    </w:p>
+    <w:p>
+      <w:pPr>
+        <w:pStyle w:val="FirstParagraph"/>
+      </w:pPr>
+      <w:r>
+        <w:rPr>
+          <w:i/>
+          <w:iCs/>
+        </w:rPr>
+        <w:t xml:space="preserve">Added Aug 13, 2026, retrofitting a convention introduced with the Docker Swarm track. Almost every row</w:t>
+      </w:r>
+      <w:r>
+        <w:rPr>
+          <w:i/>
+          <w:iCs/>
+        </w:rPr>
+        <w:t xml:space="preserve"> </w:t>
+      </w:r>
+      <w:r>
+        <w:rPr>
+          <w:i/>
+          <w:iCs/>
+        </w:rPr>
+        <w:t xml:space="preserve">above is a difference of</w:t>
+      </w:r>
+      <w:r>
+        <w:rPr>
+          <w:i/>
+          <w:iCs/>
+        </w:rPr>
+        <w:t xml:space="preserve"> </w:t>
+      </w:r>
+      <w:r>
+        <w:rPr>
+          <w:b/>
+          <w:bCs/>
+          <w:i/>
+          <w:iCs/>
+        </w:rPr>
+        <w:t xml:space="preserve">tooling or tuning</w:t>
+      </w:r>
+      <w:r>
+        <w:rPr>
+          <w:i/>
+          <w:iCs/>
+        </w:rPr>
+        <w:t xml:space="preserve"> </w:t>
+      </w:r>
+      <w:r>
+        <w:rPr>
+          <w:i/>
+          <w:iCs/>
+        </w:rPr>
+        <w:t xml:space="preserve">— shell jobs instead of Deployments, twelve keys instead of</w:t>
+      </w:r>
+      <w:r>
+        <w:rPr>
+          <w:i/>
+          <w:iCs/>
+        </w:rPr>
+        <w:t xml:space="preserve"> </w:t>
+      </w:r>
+      <w:r>
+        <w:rPr>
+          <w:i/>
+          <w:iCs/>
+        </w:rPr>
+        <w:t xml:space="preserve">millions — and none of them would be a defect at this size.</w:t>
+      </w:r>
+      <w:r>
+        <w:rPr>
+          <w:i/>
+          <w:iCs/>
+        </w:rPr>
+        <w:t xml:space="preserve"> </w:t>
+      </w:r>
+      <w:r>
+        <w:rPr>
+          <w:b/>
+          <w:bCs/>
+          <w:i/>
+          <w:iCs/>
+        </w:rPr>
+        <w:t xml:space="preserve">The commit row is different: it changes</w:t>
+      </w:r>
+      <w:r>
+        <w:rPr>
+          <w:b/>
+          <w:bCs/>
+          <w:i/>
+          <w:iCs/>
+        </w:rPr>
+        <w:t xml:space="preserve"> </w:t>
+      </w:r>
+      <w:r>
+        <w:rPr>
+          <w:b/>
+          <w:bCs/>
+          <w:i/>
+          <w:iCs/>
+        </w:rPr>
+        <w:t xml:space="preserve">whether the system can lose data</w:t>
+      </w:r>
+      <w:r>
+        <w:rPr>
+          <w:i/>
+          <w:iCs/>
+        </w:rPr>
+        <w:t xml:space="preserve">, which is why it earns a callout rather than a table row.</w:t>
+      </w:r>
+    </w:p>
+    <w:p>
+      <w:pPr>
+        <w:pStyle w:val="BlockText"/>
+      </w:pPr>
+      <w:r>
+        <w:rPr>
+          <w:b/>
+          <w:bCs/>
+        </w:rPr>
+        <w:t xml:space="preserve">Lab vs PROD — auto-commit, which decides your delivery semantics for you.</w:t>
+      </w:r>
+      <w:r>
+        <w:t xml:space="preserve"> </w:t>
+      </w:r>
+      <w:r>
+        <w:rPr>
+          <w:i/>
+          <w:iCs/>
+        </w:rPr>
+        <w:t xml:space="preserve">In the lab:</w:t>
+      </w:r>
+      <w:r>
+        <w:t xml:space="preserve"> </w:t>
+      </w:r>
+      <w:r>
+        <w:t xml:space="preserve">every</w:t>
+      </w:r>
+      <w:r>
+        <w:t xml:space="preserve"> </w:t>
+      </w:r>
+      <w:r>
+        <w:t xml:space="preserve">consumer is</w:t>
+      </w:r>
+      <w:r>
+        <w:t xml:space="preserve"> </w:t>
+      </w:r>
+      <w:r>
+        <w:rPr>
+          <w:rStyle w:val="VerbatimChar"/>
+        </w:rPr>
+        <w:t xml:space="preserve">rpk topic consume</w:t>
+      </w:r>
+      <w:r>
+        <w:t xml:space="preserve">, which commits offsets on a timer, so an offset can be committed for a</w:t>
+      </w:r>
+      <w:r>
+        <w:t xml:space="preserve"> </w:t>
+      </w:r>
+      <w:r>
+        <w:t xml:space="preserve">record whose processing never finished.</w:t>
+      </w:r>
+      <w:r>
+        <w:t xml:space="preserve"> </w:t>
+      </w:r>
+      <w:r>
+        <w:rPr>
+          <w:i/>
+          <w:iCs/>
+        </w:rPr>
+        <w:t xml:space="preserve">Why it’s acceptable here:</w:t>
+      </w:r>
+      <w:r>
+        <w:t xml:space="preserve"> </w:t>
+      </w:r>
+      <w:r>
+        <w:t xml:space="preserve">the chapter’s subject is group</w:t>
+      </w:r>
+      <w:r>
+        <w:t xml:space="preserve"> </w:t>
+      </w:r>
+      <w:r>
+        <w:t xml:space="preserve">mechanics — assignment, rebalancing, lag, skew — and</w:t>
+      </w:r>
+      <w:r>
+        <w:t xml:space="preserve"> </w:t>
+      </w:r>
+      <w:r>
+        <w:rPr>
+          <w:rStyle w:val="VerbatimChar"/>
+        </w:rPr>
+        <w:t xml:space="preserve">rpk</w:t>
+      </w:r>
+      <w:r>
+        <w:t xml:space="preserve"> </w:t>
+      </w:r>
+      <w:r>
+        <w:t xml:space="preserve">makes all of those directly observable</w:t>
+      </w:r>
+      <w:r>
+        <w:t xml:space="preserve"> </w:t>
+      </w:r>
+      <w:r>
+        <w:t xml:space="preserve">without writing a client.</w:t>
+      </w:r>
+      <w:r>
+        <w:t xml:space="preserve"> </w:t>
+      </w:r>
+      <w:r>
+        <w:rPr>
+          <w:i/>
+          <w:iCs/>
+        </w:rPr>
+        <w:t xml:space="preserve">In production:</w:t>
+      </w:r>
+      <w:r>
+        <w:t xml:space="preserve"> </w:t>
+      </w:r>
+      <w:r>
+        <w:t xml:space="preserve">commit</w:t>
+      </w:r>
+      <w:r>
+        <w:t xml:space="preserve"> </w:t>
+      </w:r>
+      <w:r>
+        <w:rPr>
+          <w:b/>
+          <w:bCs/>
+        </w:rPr>
+        <w:t xml:space="preserve">after</w:t>
+      </w:r>
+      <w:r>
+        <w:t xml:space="preserve"> </w:t>
+      </w:r>
+      <w:r>
+        <w:t xml:space="preserve">the side effect has succeeded, and add a</w:t>
+      </w:r>
+      <w:r>
+        <w:t xml:space="preserve"> </w:t>
+      </w:r>
+      <w:r>
+        <w:t xml:space="preserve">rebalance listener so</w:t>
+      </w:r>
+      <w:r>
+        <w:t xml:space="preserve"> </w:t>
+      </w:r>
+      <w:r>
+        <w:rPr>
+          <w:rStyle w:val="VerbatimChar"/>
+        </w:rPr>
+        <w:t xml:space="preserve">onPartitionsRevoked</w:t>
+      </w:r>
+      <w:r>
+        <w:t xml:space="preserve"> </w:t>
+      </w:r>
+      <w:r>
+        <w:t xml:space="preserve">commits before a partition is taken away.</w:t>
+      </w:r>
+      <w:r>
+        <w:t xml:space="preserve"> </w:t>
+      </w:r>
+      <w:r>
+        <w:rPr>
+          <w:i/>
+          <w:iCs/>
+        </w:rPr>
+        <w:t xml:space="preserve">If you carry the</w:t>
+      </w:r>
+      <w:r>
+        <w:rPr>
+          <w:i/>
+          <w:iCs/>
+        </w:rPr>
+        <w:t xml:space="preserve"> </w:t>
+      </w:r>
+      <w:r>
+        <w:rPr>
+          <w:i/>
+          <w:iCs/>
+        </w:rPr>
+        <w:t xml:space="preserve">habit:</w:t>
+      </w:r>
+      <w:r>
+        <w:t xml:space="preserve"> </w:t>
+      </w:r>
+      <w:r>
+        <w:t xml:space="preserve">🚨</w:t>
+      </w:r>
+      <w:r>
+        <w:t xml:space="preserve"> </w:t>
+      </w:r>
+      <w:r>
+        <w:rPr>
+          <w:b/>
+          <w:bCs/>
+        </w:rPr>
+        <w:t xml:space="preserve">you have chosen at-most-once delivery without deciding to.</w:t>
+      </w:r>
+      <w:r>
+        <w:t xml:space="preserve"> </w:t>
+      </w:r>
+      <w:r>
+        <w:t xml:space="preserve">A crash between the timer</w:t>
+      </w:r>
+      <w:r>
+        <w:t xml:space="preserve"> </w:t>
+      </w:r>
+      <w:r>
+        <w:t xml:space="preserve">firing and the work completing means the record is gone — not retried, not logged, gone — and for order</w:t>
+      </w:r>
+      <w:r>
+        <w:t xml:space="preserve"> </w:t>
+      </w:r>
+      <w:r>
+        <w:t xml:space="preserve">flow that is a lost order with no trace. ⭐</w:t>
+      </w:r>
+      <w:r>
+        <w:t xml:space="preserve"> </w:t>
+      </w:r>
+      <w:r>
+        <w:rPr>
+          <w:b/>
+          <w:bCs/>
+        </w:rPr>
+        <w:t xml:space="preserve">The asymmetry is the whole point: committing late risks a</w:t>
+      </w:r>
+      <w:r>
+        <w:rPr>
+          <w:b/>
+          <w:bCs/>
+        </w:rPr>
+        <w:t xml:space="preserve"> </w:t>
+      </w:r>
+      <w:r>
+        <w:rPr>
+          <w:b/>
+          <w:bCs/>
+        </w:rPr>
+        <w:t xml:space="preserve">duplicate, committing early risks a loss, and a duplicate is recoverable while a loss is not.</w:t>
+      </w:r>
+      <w:r>
+        <w:t xml:space="preserve"> </w:t>
+      </w:r>
+      <w:r>
+        <w:t xml:space="preserve">Chapter 6</w:t>
+      </w:r>
+      <w:r>
+        <w:t xml:space="preserve"> </w:t>
+      </w:r>
+      <w:r>
+        <w:t xml:space="preserve">§5–§7 tests both halves of this with a real client and shows exactly where the duplicate window opens.</w:t>
+      </w:r>
+      <w:r>
+        <w:t xml:space="preserve"> </w:t>
+      </w:r>
+      <w:r>
+        <w:t xml:space="preserve">⚠️</w:t>
+      </w:r>
+      <w:r>
+        <w:t xml:space="preserve"> </w:t>
+      </w:r>
+      <w:r>
+        <w:rPr>
+          <w:i/>
+          <w:iCs/>
+        </w:rPr>
+        <w:t xml:space="preserve">Unverified prescription:</w:t>
+      </w:r>
+      <w:r>
+        <w:t xml:space="preserve"> </w:t>
+      </w:r>
+      <w:r>
+        <w:t xml:space="preserve">the commit-after-success pattern and</w:t>
+      </w:r>
+      <w:r>
+        <w:t xml:space="preserve"> </w:t>
+      </w:r>
+      <w:r>
+        <w:rPr>
+          <w:rStyle w:val="VerbatimChar"/>
+        </w:rPr>
+        <w:t xml:space="preserve">onPartitionsRevoked</w:t>
+      </w:r>
+      <w:r>
+        <w:t xml:space="preserve"> </w:t>
+      </w:r>
+      <w:r>
+        <w:t xml:space="preserve">are described</w:t>
+      </w:r>
+      <w:r>
+        <w:t xml:space="preserve"> </w:t>
+      </w:r>
+      <w:r>
+        <w:t xml:space="preserve">here but never exercised in this chapter, because</w:t>
+      </w:r>
+      <w:r>
+        <w:t xml:space="preserve"> </w:t>
+      </w:r>
+      <w:r>
+        <w:rPr>
+          <w:rStyle w:val="VerbatimChar"/>
+        </w:rPr>
+        <w:t xml:space="preserve">rpk</w:t>
+      </w:r>
+      <w:r>
+        <w:t xml:space="preserve"> </w:t>
+      </w:r>
+      <w:r>
+        <w:t xml:space="preserve">gives no control over either.</w:t>
+      </w:r>
+    </w:p>
     <w:p>
       <w:r>
         <w:pict>
@@ -6584,7 +7004,8 @@
       </w:r>
     </w:p>
     <w:bookmarkEnd w:id="33"/>
-    <w:bookmarkStart w:id="34" w:name="commands-to-know-by-heart"/>
+    <w:bookmarkEnd w:id="34"/>
+    <w:bookmarkStart w:id="35" w:name="commands-to-know-by-heart"/>
     <w:p>
       <w:pPr>
         <w:pStyle w:val="Heading2"/>
@@ -7166,8 +7587,8 @@
         </w:pict>
       </w:r>
     </w:p>
-    <w:bookmarkEnd w:id="34"/>
-    <w:bookmarkStart w:id="35" w:name="glossary"/>
+    <w:bookmarkEnd w:id="35"/>
+    <w:bookmarkStart w:id="36" w:name="glossary"/>
     <w:p>
       <w:pPr>
         <w:pStyle w:val="Heading2"/>
@@ -7673,8 +8094,8 @@
         </w:pict>
       </w:r>
     </w:p>
-    <w:bookmarkEnd w:id="35"/>
-    <w:bookmarkStart w:id="36" w:name="Xd8bf73d9dc3401f9c6de9df451b3da4a226fa60"/>
+    <w:bookmarkEnd w:id="36"/>
+    <w:bookmarkStart w:id="37" w:name="Xd8bf73d9dc3401f9c6de9df451b3da4a226fa60"/>
     <w:p>
       <w:pPr>
         <w:pStyle w:val="Heading2"/>
@@ -8026,8 +8447,8 @@
         </w:pict>
       </w:r>
     </w:p>
-    <w:bookmarkEnd w:id="36"/>
-    <w:bookmarkStart w:id="37" w:name="check-yourself"/>
+    <w:bookmarkEnd w:id="37"/>
+    <w:bookmarkStart w:id="38" w:name="check-yourself"/>
     <w:p>
       <w:pPr>
         <w:pStyle w:val="Heading2"/>
@@ -8492,8 +8913,8 @@
         </w:pict>
       </w:r>
     </w:p>
-    <w:bookmarkEnd w:id="37"/>
-    <w:bookmarkStart w:id="38" w:name="whats-next"/>
+    <w:bookmarkEnd w:id="38"/>
+    <w:bookmarkStart w:id="39" w:name="whats-next"/>
     <w:p>
       <w:pPr>
         <w:pStyle w:val="Heading2"/>
@@ -8582,8 +9003,8 @@
         <w:t xml:space="preserve">of topics, plus what happens to these consumers when the schema changes underneath them.</w:t>
       </w:r>
     </w:p>
-    <w:bookmarkEnd w:id="38"/>
     <w:bookmarkEnd w:id="39"/>
+    <w:bookmarkEnd w:id="40"/>
     <w:sectPr>
       <w:footerReference r:id="rIdEduFooter" w:type="default"/>
       <w:pgSz w:h="15840" w:w="12240"/>

--- a/education/k8s-k3s-redpanda/docx/chapter05_consumer_groups.docx
+++ b/education/k8s-k3s-redpanda/docx/chapter05_consumer_groups.docx
@@ -99,19 +99,43 @@
         <w:t xml:space="preserve"> </w:t>
       </w:r>
       <w:r>
-        <w:t xml:space="preserve">dies, and why</w:t>
-      </w:r>
-      <w:r>
-        <w:t xml:space="preserve"> </w:t>
-      </w:r>
-      <w:r>
+        <w:t xml:space="preserve">dies, and</w:t>
+      </w:r>
+      <w:r>
+        <w:t xml:space="preserve"> </w:t>
+      </w:r>
+      <w:r>
+        <w:rPr>
+          <w:rStyle w:val="Key"/>
+        </w:rPr>
+        <w:t xml:space="preserve">why</w:t>
+      </w:r>
+      <w:r>
+        <w:rPr>
+          <w:rStyle w:val="Key"/>
+        </w:rPr>
+        <w:t xml:space="preserve"> </w:t>
+      </w:r>
+      <w:r>
+        <w:rPr>
+          <w:rStyle w:val="Key"/>
+        </w:rPr>
         <w:t xml:space="preserve">“we process each message exactly once”</w:t>
       </w:r>
       <w:r>
-        <w:t xml:space="preserve"> </w:t>
-      </w:r>
-      <w:r>
-        <w:t xml:space="preserve">is the sentence that double-executes trades.</w:t>
+        <w:rPr>
+          <w:rStyle w:val="Key"/>
+        </w:rPr>
+        <w:t xml:space="preserve"> </w:t>
+      </w:r>
+      <w:r>
+        <w:rPr>
+          <w:rStyle w:val="Key"/>
+        </w:rPr>
+        <w:t xml:space="preserve">is the sentence that double-executes trades</w:t>
+      </w:r>
+      <w:r>
+        <w:t xml:space="preserve">.</w:t>
       </w:r>
     </w:p>
     <w:p>
@@ -703,6 +727,9 @@
         <w:pStyle w:val="FirstParagraph"/>
       </w:pPr>
       <w:r>
+        <w:rPr>
+          <w:rStyle w:val="Key"/>
+        </w:rPr>
         <w:t xml:space="preserve">A consumer group is how several processes share the work of reading one topic without reading the</w:t>
       </w:r>
       <w:r>
@@ -832,7 +859,19 @@
         <w:t xml:space="preserve"> </w:t>
       </w:r>
       <w:r>
-        <w:t xml:space="preserve">the same key, the ordering guarantee from Chapter 3 would be worthless the moment you scaled out.</w:t>
+        <w:t xml:space="preserve">the same key,</w:t>
+      </w:r>
+      <w:r>
+        <w:t xml:space="preserve"> </w:t>
+      </w:r>
+      <w:r>
+        <w:rPr>
+          <w:rStyle w:val="Key"/>
+        </w:rPr>
+        <w:t xml:space="preserve">the ordering guarantee from Chapter 3 would be worthless the moment you scaled out</w:t>
+      </w:r>
+      <w:r>
+        <w:t xml:space="preserve">.</w:t>
       </w:r>
     </w:p>
     <w:p>
@@ -953,6 +992,7 @@
       </w:pPr>
       <w:r>
         <w:rPr>
+          <w:rStyle w:val="Key"/>
           <w:b/>
           <w:bCs/>
         </w:rPr>
@@ -1094,9 +1134,15 @@
         <w:t xml:space="preserve"> </w:t>
       </w:r>
       <w:r>
+        <w:rPr>
+          <w:rStyle w:val="Key"/>
+        </w:rPr>
         <w:t xml:space="preserve">it silently prints</w:t>
       </w:r>
       <w:r>
+        <w:rPr>
+          <w:rStyle w:val="Key"/>
+        </w:rPr>
         <w:t xml:space="preserve"> </w:t>
       </w:r>
       <w:r>
@@ -1106,9 +1152,15 @@
         <w:t xml:space="preserve">CLIENT-ID</w:t>
       </w:r>
       <w:r>
+        <w:rPr>
+          <w:rStyle w:val="Key"/>
+        </w:rPr>
         <w:t xml:space="preserve">, which is the string</w:t>
       </w:r>
       <w:r>
+        <w:rPr>
+          <w:rStyle w:val="Key"/>
+        </w:rPr>
         <w:t xml:space="preserve"> </w:t>
       </w:r>
       <w:r>
@@ -1118,10 +1170,19 @@
         <w:t xml:space="preserve">rpk</w:t>
       </w:r>
       <w:r>
-        <w:t xml:space="preserve"> </w:t>
-      </w:r>
-      <w:r>
-        <w:t xml:space="preserve">for every rpk consumer alive, so</w:t>
+        <w:rPr>
+          <w:rStyle w:val="Key"/>
+        </w:rPr>
+        <w:t xml:space="preserve"> </w:t>
+      </w:r>
+      <w:r>
+        <w:rPr>
+          <w:rStyle w:val="Key"/>
+        </w:rPr>
+        <w:t xml:space="preserve">for every rpk consumer alive</w:t>
+      </w:r>
+      <w:r>
+        <w:t xml:space="preserve">, so</w:t>
       </w:r>
       <w:r>
         <w:t xml:space="preserve"> </w:t>
@@ -1136,7 +1197,13 @@
         <w:t xml:space="preserve"> </w:t>
       </w:r>
       <w:r>
-        <w:t xml:space="preserve">cheerfully reports one owner no matter what the group is doing. Check the header</w:t>
+        <w:rPr>
+          <w:rStyle w:val="Key"/>
+        </w:rPr>
+        <w:t xml:space="preserve">cheerfully reports one owner no matter what the group is doing</w:t>
+      </w:r>
+      <w:r>
+        <w:t xml:space="preserve">. Check the header</w:t>
       </w:r>
       <w:r>
         <w:t xml:space="preserve"> </w:t>
@@ -1336,7 +1403,13 @@
         <w:pStyle w:val="BodyText"/>
       </w:pPr>
       <w:r>
-        <w:t xml:space="preserve">Doubling the consumers left one of them doing twice the work of the other, and</w:t>
+        <w:rPr>
+          <w:rStyle w:val="Key"/>
+        </w:rPr>
+        <w:t xml:space="preserve">Doubling the consumers left one of them doing twice the work of the other</w:t>
+      </w:r>
+      <w:r>
+        <w:t xml:space="preserve">, and</w:t>
       </w:r>
       <w:r>
         <w:t xml:space="preserve"> </w:t>
@@ -1450,7 +1523,19 @@
         <w:pStyle w:val="BlockText"/>
       </w:pPr>
       <w:r>
-        <w:t xml:space="preserve">Six partitions means at most six consumers can do work. The 7th got no assignment and stayed at zero records while 120 flowed past it.</w:t>
+        <w:t xml:space="preserve">Six partitions means at most six consumers can do work.</w:t>
+      </w:r>
+      <w:r>
+        <w:t xml:space="preserve"> </w:t>
+      </w:r>
+      <w:r>
+        <w:rPr>
+          <w:rStyle w:val="Key"/>
+        </w:rPr>
+        <w:t xml:space="preserve">The 7th got no assignment and stayed at zero records while 120 flowed past it</w:t>
+      </w:r>
+      <w:r>
+        <w:t xml:space="preserve">.</w:t>
       </w:r>
     </w:p>
     <w:p>
@@ -1508,16 +1593,26 @@
       </w:r>
       <w:r>
         <w:rPr>
+          <w:rStyle w:val="Key"/>
           <w:b/>
           <w:bCs/>
         </w:rPr>
         <w:t xml:space="preserve">c7 inherited it instantly</w:t>
       </w:r>
       <w:r>
-        <w:t xml:space="preserve"> </w:t>
-      </w:r>
-      <w:r>
-        <w:t xml:space="preserve">— already connected, already in the group, no process start. An idle consumer is a warm standby you pay for in steady state. Whether that trade is worth it depends on your consumer’s startup cost.</w:t>
+        <w:rPr>
+          <w:rStyle w:val="Key"/>
+        </w:rPr>
+        <w:t xml:space="preserve"> </w:t>
+      </w:r>
+      <w:r>
+        <w:rPr>
+          <w:rStyle w:val="Key"/>
+        </w:rPr>
+        <w:t xml:space="preserve">— already connected, already in the group, no process start</w:t>
+      </w:r>
+      <w:r>
+        <w:t xml:space="preserve">. An idle consumer is a warm standby you pay for in steady state. Whether that trade is worth it depends on your consumer’s startup cost.</w:t>
       </w:r>
     </w:p>
     <w:p>
@@ -1723,7 +1818,19 @@
         <w:t xml:space="preserve"> </w:t>
       </w:r>
       <w:r>
-        <w:t xml:space="preserve">the first 120 records; rebalancing demoted it to the empty partition with no regard for history.</w:t>
+        <w:t xml:space="preserve">the first 120 records;</w:t>
+      </w:r>
+      <w:r>
+        <w:t xml:space="preserve"> </w:t>
+      </w:r>
+      <w:r>
+        <w:rPr>
+          <w:rStyle w:val="Key"/>
+        </w:rPr>
+        <w:t xml:space="preserve">rebalancing demoted it to the empty partition with no regard for history</w:t>
+      </w:r>
+      <w:r>
+        <w:t xml:space="preserve">.</w:t>
       </w:r>
     </w:p>
     <w:p>
@@ -1892,7 +1999,19 @@
         <w:t xml:space="preserve"> </w:t>
       </w:r>
       <w:r>
-        <w:t xml:space="preserve">connected, already authenticated, already a group member — failover needed no process start, no</w:t>
+        <w:t xml:space="preserve">connected,</w:t>
+      </w:r>
+      <w:r>
+        <w:t xml:space="preserve"> </w:t>
+      </w:r>
+      <w:r>
+        <w:rPr>
+          <w:rStyle w:val="Key"/>
+        </w:rPr>
+        <w:t xml:space="preserve">already authenticated, already a group member — failover needed no process start</w:t>
+      </w:r>
+      <w:r>
+        <w:t xml:space="preserve">, no</w:t>
       </w:r>
       <w:r>
         <w:t xml:space="preserve"> </w:t>
@@ -2658,13 +2777,26 @@
         <w:t xml:space="preserve"> </w:t>
       </w:r>
       <w:r>
-        <w:t xml:space="preserve">management system it is the direct answer to</w:t>
-      </w:r>
-      <w:r>
-        <w:t xml:space="preserve"> </w:t>
-      </w:r>
-      <w:r>
-        <w:rPr>
+        <w:t xml:space="preserve">management system it is</w:t>
+      </w:r>
+      <w:r>
+        <w:t xml:space="preserve"> </w:t>
+      </w:r>
+      <w:r>
+        <w:rPr>
+          <w:rStyle w:val="Key"/>
+        </w:rPr>
+        <w:t xml:space="preserve">the direct answer to</w:t>
+      </w:r>
+      <w:r>
+        <w:rPr>
+          <w:rStyle w:val="Key"/>
+        </w:rPr>
+        <w:t xml:space="preserve"> </w:t>
+      </w:r>
+      <w:r>
+        <w:rPr>
+          <w:rStyle w:val="Key"/>
           <w:i/>
           <w:iCs/>
         </w:rPr>
@@ -3020,7 +3152,13 @@
         <w:t xml:space="preserve"> </w:t>
       </w:r>
       <w:r>
-        <w:t xml:space="preserve">every deploy, every scale event, every pod eviction, every OOM kill.</w:t>
+        <w:rPr>
+          <w:rStyle w:val="Key"/>
+        </w:rPr>
+        <w:t xml:space="preserve">every deploy, every scale event, every pod eviction, every OOM kill</w:t>
+      </w:r>
+      <w:r>
+        <w:t xml:space="preserve">.</w:t>
       </w:r>
     </w:p>
     <w:p>
@@ -4395,12 +4533,21 @@
         <w:pStyle w:val="BlockText"/>
       </w:pPr>
       <w:r>
+        <w:rPr>
+          <w:rStyle w:val="Key"/>
+        </w:rPr>
         <w:t xml:space="preserve">“We assume each message is processed exactly once”</w:t>
       </w:r>
       <w:r>
-        <w:t xml:space="preserve"> </w:t>
-      </w:r>
-      <w:r>
+        <w:rPr>
+          <w:rStyle w:val="Key"/>
+        </w:rPr>
+        <w:t xml:space="preserve"> </w:t>
+      </w:r>
+      <w:r>
+        <w:rPr>
+          <w:rStyle w:val="Key"/>
+        </w:rPr>
         <w:t xml:space="preserve">is the assumption that produces double-executed</w:t>
       </w:r>
       <w:r>
@@ -4925,7 +5072,13 @@
         <w:pStyle w:val="BodyText"/>
       </w:pPr>
       <w:r>
-        <w:t xml:space="preserve">It has to be this way, because the alternative is silent. An ordinary topic like</w:t>
+        <w:rPr>
+          <w:rStyle w:val="Key"/>
+        </w:rPr>
+        <w:t xml:space="preserve">It has to be this way, because the alternative is silent</w:t>
+      </w:r>
+      <w:r>
+        <w:t xml:space="preserve">. An ordinary topic like</w:t>
       </w:r>
       <w:r>
         <w:t xml:space="preserve"> </w:t>
@@ -5023,7 +5176,13 @@
         <w:t xml:space="preserve"> </w:t>
       </w:r>
       <w:r>
-        <w:t xml:space="preserve">reprocessing every order it had already handled, with no error anywhere. Compaction is what stops a</w:t>
+        <w:rPr>
+          <w:rStyle w:val="Key"/>
+        </w:rPr>
+        <w:t xml:space="preserve">reprocessing every order it had already handled, with no error anywhere</w:t>
+      </w:r>
+      <w:r>
+        <w:t xml:space="preserve">. Compaction is what stops a</w:t>
       </w:r>
       <w:r>
         <w:t xml:space="preserve"> </w:t>
@@ -5360,13 +5519,31 @@
         <w:t xml:space="preserve"> </w:t>
       </w:r>
       <w:r>
-        <w:t xml:space="preserve">carry on from its own in-memory position and then commit over the top of your change. So the</w:t>
-      </w:r>
-      <w:r>
-        <w:t xml:space="preserve"> </w:t>
-      </w:r>
-      <w:r>
-        <w:t xml:space="preserve">procedure is always: stop the consumers, confirm the group has no members, seek, restart.</w:t>
+        <w:rPr>
+          <w:rStyle w:val="Key"/>
+        </w:rPr>
+        <w:t xml:space="preserve">carry on from its own in-memory position and then commit over the top of your change</w:t>
+      </w:r>
+      <w:r>
+        <w:t xml:space="preserve">. So the</w:t>
+      </w:r>
+      <w:r>
+        <w:t xml:space="preserve"> </w:t>
+      </w:r>
+      <w:r>
+        <w:t xml:space="preserve">procedure is always:</w:t>
+      </w:r>
+      <w:r>
+        <w:t xml:space="preserve"> </w:t>
+      </w:r>
+      <w:r>
+        <w:rPr>
+          <w:rStyle w:val="Key"/>
+        </w:rPr>
+        <w:t xml:space="preserve">stop the consumers, confirm the group has no members, seek, restart</w:t>
+      </w:r>
+      <w:r>
+        <w:t xml:space="preserve">.</w:t>
       </w:r>
     </w:p>
     <w:p>
@@ -5771,19 +5948,46 @@
         <w:t xml:space="preserve"> </w:t>
       </w:r>
       <w:r>
-        <w:t xml:space="preserve">you seek a group in production, the question is not</w:t>
-      </w:r>
-      <w:r>
-        <w:t xml:space="preserve"> </w:t>
-      </w:r>
-      <w:r>
+        <w:t xml:space="preserve">you seek a group in production,</w:t>
+      </w:r>
+      <w:r>
+        <w:t xml:space="preserve"> </w:t>
+      </w:r>
+      <w:r>
+        <w:rPr>
+          <w:rStyle w:val="Key"/>
+        </w:rPr>
+        <w:t xml:space="preserve">the question is not</w:t>
+      </w:r>
+      <w:r>
+        <w:rPr>
+          <w:rStyle w:val="Key"/>
+        </w:rPr>
+        <w:t xml:space="preserve"> </w:t>
+      </w:r>
+      <w:r>
+        <w:rPr>
+          <w:rStyle w:val="Key"/>
+        </w:rPr>
         <w:t xml:space="preserve">“can I replay”</w:t>
       </w:r>
       <w:r>
-        <w:t xml:space="preserve"> </w:t>
-      </w:r>
-      <w:r>
-        <w:t xml:space="preserve">— you always can — it is</w:t>
+        <w:rPr>
+          <w:rStyle w:val="Key"/>
+        </w:rPr>
+        <w:t xml:space="preserve"> </w:t>
+      </w:r>
+      <w:r>
+        <w:rPr>
+          <w:rStyle w:val="Key"/>
+        </w:rPr>
+        <w:t xml:space="preserve">— you always can</w:t>
+      </w:r>
+      <w:r>
+        <w:t xml:space="preserve"> </w:t>
+      </w:r>
+      <w:r>
+        <w:t xml:space="preserve">— it is</w:t>
       </w:r>
       <w:r>
         <w:t xml:space="preserve"> </w:t>
@@ -5949,7 +6153,19 @@
         <w:rPr>
           <w:rStyle w:val="Key"/>
         </w:rPr>
-        <w:t xml:space="preserve">were eighteen minutes old. That is correct and it is the reason to measure event age rather than</w:t>
+        <w:t xml:space="preserve">were eighteen minutes old.</w:t>
+      </w:r>
+      <w:r>
+        <w:rPr>
+          <w:rStyle w:val="Key"/>
+        </w:rPr>
+        <w:t xml:space="preserve"> </w:t>
+      </w:r>
+      <w:r>
+        <w:rPr>
+          <w:rStyle w:val="Key"/>
+        </w:rPr>
+        <w:t xml:space="preserve">That is correct and it is the reason to measure event age rather than</w:t>
       </w:r>
       <w:r>
         <w:rPr>
@@ -6040,15 +6256,33 @@
         <w:pStyle w:val="FirstParagraph"/>
       </w:pPr>
       <w:r>
-        <w:t xml:space="preserve">That is not an error condition — it means</w:t>
-      </w:r>
-      <w:r>
-        <w:t xml:space="preserve"> </w:t>
-      </w:r>
-      <w:r>
+        <w:t xml:space="preserve">That is not an error condition —</w:t>
+      </w:r>
+      <w:r>
+        <w:t xml:space="preserve"> </w:t>
+      </w:r>
+      <w:r>
+        <w:rPr>
+          <w:rStyle w:val="Key"/>
+        </w:rPr>
+        <w:t xml:space="preserve">it means</w:t>
+      </w:r>
+      <w:r>
+        <w:rPr>
+          <w:rStyle w:val="Key"/>
+        </w:rPr>
+        <w:t xml:space="preserve"> </w:t>
+      </w:r>
+      <w:r>
+        <w:rPr>
+          <w:rStyle w:val="Key"/>
+        </w:rPr>
         <w:t xml:space="preserve">“there is nothing stored to commit”</w:t>
       </w:r>
       <w:r>
+        <w:rPr>
+          <w:rStyle w:val="Key"/>
+        </w:rPr>
         <w:t xml:space="preserve">, the successor will</w:t>
       </w:r>
       <w:r>
@@ -6739,7 +6973,16 @@
         <w:t xml:space="preserve">rpk topic consume</w:t>
       </w:r>
       <w:r>
-        <w:t xml:space="preserve">, which commits offsets on a timer, so an offset can be committed for a</w:t>
+        <w:t xml:space="preserve">,</w:t>
+      </w:r>
+      <w:r>
+        <w:t xml:space="preserve"> </w:t>
+      </w:r>
+      <w:r>
+        <w:rPr>
+          <w:rStyle w:val="Key"/>
+        </w:rPr>
+        <w:t xml:space="preserve">which commits offsets on a timer, so an offset can be committed for a</w:t>
       </w:r>
       <w:r>
         <w:t xml:space="preserve"> </w:t>
@@ -6826,9 +7069,15 @@
         <w:t xml:space="preserve"> </w:t>
       </w:r>
       <w:r>
+        <w:rPr>
+          <w:rStyle w:val="Key"/>
+        </w:rPr>
         <w:t xml:space="preserve">rebalance listener so</w:t>
       </w:r>
       <w:r>
+        <w:rPr>
+          <w:rStyle w:val="Key"/>
+        </w:rPr>
         <w:t xml:space="preserve"> </w:t>
       </w:r>
       <w:r>
@@ -6838,10 +7087,19 @@
         <w:t xml:space="preserve">onPartitionsRevoked</w:t>
       </w:r>
       <w:r>
-        <w:t xml:space="preserve"> </w:t>
-      </w:r>
-      <w:r>
-        <w:t xml:space="preserve">commits before a partition is taken away.</w:t>
+        <w:rPr>
+          <w:rStyle w:val="Key"/>
+        </w:rPr>
+        <w:t xml:space="preserve"> </w:t>
+      </w:r>
+      <w:r>
+        <w:rPr>
+          <w:rStyle w:val="Key"/>
+        </w:rPr>
+        <w:t xml:space="preserve">commits before a partition is taken away</w:t>
+      </w:r>
+      <w:r>
+        <w:t xml:space="preserve">.</w:t>
       </w:r>
       <w:r>
         <w:t xml:space="preserve"> </w:t>
@@ -6893,7 +7151,22 @@
         <w:t xml:space="preserve"> </w:t>
       </w:r>
       <w:r>
-        <w:t xml:space="preserve">firing and the work completing means the record is gone — not retried, not logged, gone — and for order</w:t>
+        <w:t xml:space="preserve">firing and the work completing</w:t>
+      </w:r>
+      <w:r>
+        <w:t xml:space="preserve"> </w:t>
+      </w:r>
+      <w:r>
+        <w:rPr>
+          <w:rStyle w:val="Key"/>
+        </w:rPr>
+        <w:t xml:space="preserve">means the record is gone — not retried, not logged, gone</w:t>
+      </w:r>
+      <w:r>
+        <w:t xml:space="preserve"> </w:t>
+      </w:r>
+      <w:r>
+        <w:t xml:space="preserve">— and for order</w:t>
       </w:r>
       <w:r>
         <w:t xml:space="preserve"> </w:t>
@@ -8437,7 +8710,13 @@
         <w:t xml:space="preserve"> </w:t>
       </w:r>
       <w:r>
-        <w:t xml:space="preserve">precisely so committed offsets never age out from under a group.</w:t>
+        <w:rPr>
+          <w:rStyle w:val="Key"/>
+        </w:rPr>
+        <w:t xml:space="preserve">precisely so committed offsets never age out from under a group</w:t>
+      </w:r>
+      <w:r>
+        <w:t xml:space="preserve">.</w:t>
       </w:r>
     </w:p>
     <w:p>
